--- a/docs/Himam-Auth-APIs.docx
+++ b/docs/Himam-Auth-APIs.docx
@@ -49,7 +49,7 @@
           <w:sz w:val="21"/>
           <w:szCs w:val="21"/>
         </w:rPr>
-        <w:t xml:space="preserve">The endpoints added in September 2026. Every sample below is a real response captured from the API, not written for illustration.</w:t>
+        <w:t xml:space="preserve">The endpoints added since September 2026. Every sample below is a real response captured from the API, not written for illustration.</w:t>
       </w:r>
     </w:p>
     <w:p>
@@ -271,7 +271,7 @@
                 <w:sz w:val="19"/>
                 <w:szCs w:val="19"/>
               </w:rPr>
-              <w:t xml:space="preserve">Now collects the association’s own registration fields</w:t>
+              <w:t xml:space="preserve">Collects the fields the registration form asks for</w:t>
             </w:r>
           </w:p>
         </w:tc>
@@ -503,6 +503,83 @@
                 <w:szCs w:val="19"/>
               </w:rPr>
               <w:t xml:space="preserve">Marks one notification read</w:t>
+            </w:r>
+          </w:p>
+        </w:tc>
+      </w:tr>
+      <w:tr>
+        <w:tc>
+          <w:tcPr>
+            <w:tcW w:type="dxa" w:w="3400"/>
+            <w:tcMar>
+              <w:top w:type="dxa" w:w="90"/>
+              <w:left w:type="dxa" w:w="130"/>
+              <w:bottom w:type="dxa" w:w="90"/>
+              <w:right w:type="dxa" w:w="130"/>
+            </w:tcMar>
+          </w:tcPr>
+          <w:p>
+            <w:pPr>
+              <w:spacing w:after="0" w:line="260"/>
+            </w:pPr>
+            <w:r>
+              <w:rPr>
+                <w:rFonts w:ascii="Consolas" w:cs="Consolas" w:eastAsia="Consolas" w:hAnsi="Consolas"/>
+                <w:color w:val="2C3530"/>
+                <w:sz w:val="18"/>
+                <w:szCs w:val="18"/>
+              </w:rPr>
+              <w:t xml:space="preserve">GET /countries</w:t>
+            </w:r>
+          </w:p>
+        </w:tc>
+        <w:tc>
+          <w:tcPr>
+            <w:tcW w:type="dxa" w:w="1200"/>
+            <w:tcMar>
+              <w:top w:type="dxa" w:w="90"/>
+              <w:left w:type="dxa" w:w="130"/>
+              <w:bottom w:type="dxa" w:w="90"/>
+              <w:right w:type="dxa" w:w="130"/>
+            </w:tcMar>
+          </w:tcPr>
+          <w:p>
+            <w:pPr>
+              <w:spacing w:after="0" w:line="260"/>
+            </w:pPr>
+            <w:r>
+              <w:rPr>
+                <w:rFonts w:ascii="Calibri" w:cs="Calibri" w:eastAsia="Calibri" w:hAnsi="Calibri"/>
+                <w:color w:val="1A1F1C"/>
+                <w:sz w:val="19"/>
+                <w:szCs w:val="19"/>
+              </w:rPr>
+              <w:t xml:space="preserve">public</w:t>
+            </w:r>
+          </w:p>
+        </w:tc>
+        <w:tc>
+          <w:tcPr>
+            <w:tcW w:type="dxa" w:w="4760"/>
+            <w:tcMar>
+              <w:top w:type="dxa" w:w="90"/>
+              <w:left w:type="dxa" w:w="130"/>
+              <w:bottom w:type="dxa" w:w="90"/>
+              <w:right w:type="dxa" w:w="130"/>
+            </w:tcMar>
+          </w:tcPr>
+          <w:p>
+            <w:pPr>
+              <w:spacing w:after="0" w:line="260"/>
+            </w:pPr>
+            <w:r>
+              <w:rPr>
+                <w:rFonts w:ascii="Calibri" w:cs="Calibri" w:eastAsia="Calibri" w:hAnsi="Calibri"/>
+                <w:color w:val="1A1F1C"/>
+                <w:sz w:val="19"/>
+                <w:szCs w:val="19"/>
+              </w:rPr>
+              <w:t xml:space="preserve">Country list for the registration form</w:t>
             </w:r>
           </w:p>
         </w:tc>
@@ -588,7 +665,7 @@
           <w:sz w:val="21"/>
           <w:szCs w:val="21"/>
         </w:rPr>
-        <w:t xml:space="preserve">Beyond name, email and password, registration now collects what the association’s own form asks for. Everything else is optional and every column is nullable — accounts created before these questions existed are unaffected, and a certificate is never blocked on someone going back to fill in their age band.</w:t>
+        <w:t xml:space="preserve">The form asks for an email address, the name to print on the certificate, and a password. Gender, country and email consent are optional, and every optional column is nullable — accounts created before a question existed are unaffected.</w:t>
       </w:r>
     </w:p>
     <w:tbl>
@@ -719,7 +796,7 @@
                 <w:sz w:val="18"/>
                 <w:szCs w:val="18"/>
               </w:rPr>
-              <w:t xml:space="preserve">name</w:t>
+              <w:t xml:space="preserve">email</w:t>
             </w:r>
           </w:p>
         </w:tc>
@@ -769,7 +846,7 @@
                 <w:sz w:val="19"/>
                 <w:szCs w:val="19"/>
               </w:rPr>
-              <w:t xml:space="preserve">Free text. This is what gets printed on the certificate.</w:t>
+              <w:t xml:space="preserve">Must be unique.</w:t>
             </w:r>
           </w:p>
         </w:tc>
@@ -796,7 +873,7 @@
                 <w:sz w:val="18"/>
                 <w:szCs w:val="18"/>
               </w:rPr>
-              <w:t xml:space="preserve">email</w:t>
+              <w:t xml:space="preserve">name</w:t>
             </w:r>
           </w:p>
         </w:tc>
@@ -846,7 +923,7 @@
                 <w:sz w:val="19"/>
                 <w:szCs w:val="19"/>
               </w:rPr>
-              <w:t xml:space="preserve">Must be unique.</w:t>
+              <w:t xml:space="preserve">Free text. This is what gets printed on the certificate.</w:t>
             </w:r>
           </w:p>
         </w:tc>
@@ -1027,7 +1104,7 @@
                 <w:sz w:val="18"/>
                 <w:szCs w:val="18"/>
               </w:rPr>
-              <w:t xml:space="preserve">age_band</w:t>
+              <w:t xml:space="preserve">country</w:t>
             </w:r>
           </w:p>
         </w:tc>
@@ -1077,7 +1154,7 @@
                 <w:sz w:val="19"/>
                 <w:szCs w:val="19"/>
               </w:rPr>
-              <w:t xml:space="preserve">under_21 · 21_30 · 31_45 · over_46</w:t>
+              <w:t xml:space="preserve">Free text — the app sends the country’s localised name.</w:t>
             </w:r>
           </w:p>
         </w:tc>
@@ -1104,7 +1181,7 @@
                 <w:sz w:val="18"/>
                 <w:szCs w:val="18"/>
               </w:rPr>
-              <w:t xml:space="preserve">education_level</w:t>
+              <w:t xml:space="preserve">accepts_email</w:t>
             </w:r>
           </w:p>
         </w:tc>
@@ -1154,7 +1231,7 @@
                 <w:sz w:val="19"/>
                 <w:szCs w:val="19"/>
               </w:rPr>
-              <w:t xml:space="preserve">primary · intermediate · secondary · diploma · bachelor · master · doctorate · other</w:t>
+              <w:t xml:space="preserve">Consent to be emailed about the programme. A separate question from the in-app notification preferences.</w:t>
             </w:r>
           </w:p>
         </w:tc>
@@ -1181,7 +1258,7 @@
                 <w:sz w:val="18"/>
                 <w:szCs w:val="18"/>
               </w:rPr>
-              <w:t xml:space="preserve">whatsapp</w:t>
+              <w:t xml:space="preserve">phone</w:t>
             </w:r>
           </w:p>
         </w:tc>
@@ -1231,7 +1308,7 @@
                 <w:sz w:val="19"/>
                 <w:szCs w:val="19"/>
               </w:rPr>
-              <w:t xml:space="preserve">Kept separate from phone: the form asks for a number with its international code, often not the number given for calls.</w:t>
+              <w:t xml:space="preserve">Free text, max 32.</w:t>
             </w:r>
           </w:p>
         </w:tc>
@@ -1258,7 +1335,7 @@
                 <w:sz w:val="18"/>
                 <w:szCs w:val="18"/>
               </w:rPr>
-              <w:t xml:space="preserve">country</w:t>
+              <w:t xml:space="preserve">city</w:t>
             </w:r>
           </w:p>
         </w:tc>
@@ -1308,7 +1385,7 @@
                 <w:sz w:val="19"/>
                 <w:szCs w:val="19"/>
               </w:rPr>
-              <w:t xml:space="preserve">Free text — the app sends the country’s localised name.</w:t>
+              <w:t xml:space="preserve">Free text, max 120.</w:t>
             </w:r>
           </w:p>
         </w:tc>
@@ -1335,7 +1412,7 @@
                 <w:sz w:val="18"/>
                 <w:szCs w:val="18"/>
               </w:rPr>
-              <w:t xml:space="preserve">accepts_email</w:t>
+              <w:t xml:space="preserve">locale</w:t>
             </w:r>
           </w:p>
         </w:tc>
@@ -1385,12 +1462,50 @@
                 <w:sz w:val="19"/>
                 <w:szCs w:val="19"/>
               </w:rPr>
-              <w:t xml:space="preserve">Consent to be emailed about the programme. A separate question from the in-app notification preferences.</w:t>
+              <w:t xml:space="preserve">Any active locale code. Defaults to the request’s language.</w:t>
             </w:r>
           </w:p>
         </w:tc>
       </w:tr>
     </w:tbl>
+    <w:p>
+      <w:pPr>
+        <w:pBdr>
+          <w:left w:val="single" w:color="1E5C48" w:sz="18" w:space="10"/>
+        </w:pBdr>
+        <w:spacing w:after="40" w:before="160"/>
+        <w:ind w:left="120"/>
+      </w:pPr>
+      <w:r>
+        <w:rPr>
+          <w:rFonts w:ascii="Calibri" w:cs="Calibri" w:eastAsia="Calibri" w:hAnsi="Calibri"/>
+          <w:b/>
+          <w:bCs/>
+          <w:color w:val="1E5C48"/>
+          <w:sz w:val="21"/>
+          <w:szCs w:val="21"/>
+        </w:rPr>
+        <w:t xml:space="preserve">Fields the form no longer asks for are ignored, not rejected</w:t>
+      </w:r>
+    </w:p>
+    <w:p>
+      <w:pPr>
+        <w:pBdr>
+          <w:left w:val="single" w:color="1E5C48" w:sz="18" w:space="10"/>
+        </w:pBdr>
+        <w:spacing w:after="150" w:line="290"/>
+        <w:ind w:left="120"/>
+      </w:pPr>
+      <w:r>
+        <w:rPr>
+          <w:rFonts w:ascii="Calibri" w:cs="Calibri" w:eastAsia="Calibri" w:hAnsi="Calibri"/>
+          <w:color w:val="3C4741"/>
+          <w:sz w:val="20"/>
+          <w:szCs w:val="20"/>
+        </w:rPr>
+        <w:t xml:space="preserve">Age band, education level and WhatsApp number were dropped from the form and the database. A client still sending them registers successfully — the extra keys are discarded — so an older build of the app keeps working rather than failing at 422.</w:t>
+      </w:r>
+    </w:p>
     <w:p>
       <w:pPr>
         <w:spacing w:after="50"/>
@@ -1434,6 +1549,22 @@
           <w:sz w:val="16"/>
           <w:szCs w:val="16"/>
         </w:rPr>
+        <w:t xml:space="preserve">  "email": "salem@himam.test",</w:t>
+      </w:r>
+    </w:p>
+    <w:p>
+      <w:pPr>
+        <w:shd w:fill="F1F4F1" w:val="clear"/>
+        <w:spacing w:after="0" w:before="0" w:line="230"/>
+        <w:ind w:left="140" w:right="140"/>
+      </w:pPr>
+      <w:r>
+        <w:rPr>
+          <w:rFonts w:ascii="Consolas" w:cs="Consolas" w:eastAsia="Consolas" w:hAnsi="Consolas"/>
+          <w:color w:val="2C3530"/>
+          <w:sz w:val="16"/>
+          <w:szCs w:val="16"/>
+        </w:rPr>
         <w:t xml:space="preserve">  "name": "سالم بن أحمد",</w:t>
       </w:r>
     </w:p>
@@ -1450,7 +1581,7 @@
           <w:sz w:val="16"/>
           <w:szCs w:val="16"/>
         </w:rPr>
-        <w:t xml:space="preserve">  "email": "salem@himam.test",</w:t>
+        <w:t xml:space="preserve">  "password": "secret123",</w:t>
       </w:r>
     </w:p>
     <w:p>
@@ -1466,7 +1597,7 @@
           <w:sz w:val="16"/>
           <w:szCs w:val="16"/>
         </w:rPr>
-        <w:t xml:space="preserve">  "password": "secret123",</w:t>
+        <w:t xml:space="preserve">  "password_confirmation": "secret123",</w:t>
       </w:r>
     </w:p>
     <w:p>
@@ -1482,7 +1613,7 @@
           <w:sz w:val="16"/>
           <w:szCs w:val="16"/>
         </w:rPr>
-        <w:t xml:space="preserve">  "password_confirmation": "secret123",</w:t>
+        <w:t xml:space="preserve">  "gender": "male",</w:t>
       </w:r>
     </w:p>
     <w:p>
@@ -1498,71 +1629,7 @@
           <w:sz w:val="16"/>
           <w:szCs w:val="16"/>
         </w:rPr>
-        <w:t xml:space="preserve">  "gender": "male",</w:t>
-      </w:r>
-    </w:p>
-    <w:p>
-      <w:pPr>
-        <w:shd w:fill="F1F4F1" w:val="clear"/>
-        <w:spacing w:after="0" w:before="0" w:line="230"/>
-        <w:ind w:left="140" w:right="140"/>
-      </w:pPr>
-      <w:r>
-        <w:rPr>
-          <w:rFonts w:ascii="Consolas" w:cs="Consolas" w:eastAsia="Consolas" w:hAnsi="Consolas"/>
-          <w:color w:val="2C3530"/>
-          <w:sz w:val="16"/>
-          <w:szCs w:val="16"/>
-        </w:rPr>
-        <w:t xml:space="preserve">  "age_band": "31_45",</w:t>
-      </w:r>
-    </w:p>
-    <w:p>
-      <w:pPr>
-        <w:shd w:fill="F1F4F1" w:val="clear"/>
-        <w:spacing w:after="0" w:before="0" w:line="230"/>
-        <w:ind w:left="140" w:right="140"/>
-      </w:pPr>
-      <w:r>
-        <w:rPr>
-          <w:rFonts w:ascii="Consolas" w:cs="Consolas" w:eastAsia="Consolas" w:hAnsi="Consolas"/>
-          <w:color w:val="2C3530"/>
-          <w:sz w:val="16"/>
-          <w:szCs w:val="16"/>
-        </w:rPr>
-        <w:t xml:space="preserve">  "education_level": "bachelor",</w:t>
-      </w:r>
-    </w:p>
-    <w:p>
-      <w:pPr>
-        <w:shd w:fill="F1F4F1" w:val="clear"/>
-        <w:spacing w:after="0" w:before="0" w:line="230"/>
-        <w:ind w:left="140" w:right="140"/>
-      </w:pPr>
-      <w:r>
-        <w:rPr>
-          <w:rFonts w:ascii="Consolas" w:cs="Consolas" w:eastAsia="Consolas" w:hAnsi="Consolas"/>
-          <w:color w:val="2C3530"/>
-          <w:sz w:val="16"/>
-          <w:szCs w:val="16"/>
-        </w:rPr>
-        <w:t xml:space="preserve">  "whatsapp": "+96555000111",</w:t>
-      </w:r>
-    </w:p>
-    <w:p>
-      <w:pPr>
-        <w:shd w:fill="F1F4F1" w:val="clear"/>
-        <w:spacing w:after="0" w:before="0" w:line="230"/>
-        <w:ind w:left="140" w:right="140"/>
-      </w:pPr>
-      <w:r>
-        <w:rPr>
-          <w:rFonts w:ascii="Consolas" w:cs="Consolas" w:eastAsia="Consolas" w:hAnsi="Consolas"/>
-          <w:color w:val="2C3530"/>
-          <w:sz w:val="16"/>
-          <w:szCs w:val="16"/>
-        </w:rPr>
-        <w:t xml:space="preserve">  "country": "Kuwait",</w:t>
+        <w:t xml:space="preserve">  "country": "الكويت",</w:t>
       </w:r>
     </w:p>
     <w:p>
@@ -1704,6 +1771,22 @@
           <w:sz w:val="16"/>
           <w:szCs w:val="16"/>
         </w:rPr>
+        <w:t xml:space="preserve">    "email": "salem@himam.test",</w:t>
+      </w:r>
+    </w:p>
+    <w:p>
+      <w:pPr>
+        <w:shd w:fill="F1F4F1" w:val="clear"/>
+        <w:spacing w:after="0" w:before="0" w:line="230"/>
+        <w:ind w:left="140" w:right="140"/>
+      </w:pPr>
+      <w:r>
+        <w:rPr>
+          <w:rFonts w:ascii="Consolas" w:cs="Consolas" w:eastAsia="Consolas" w:hAnsi="Consolas"/>
+          <w:color w:val="2C3530"/>
+          <w:sz w:val="16"/>
+          <w:szCs w:val="16"/>
+        </w:rPr>
         <w:t xml:space="preserve">    "gender": "male",</w:t>
       </w:r>
     </w:p>
@@ -1720,7 +1803,7 @@
           <w:sz w:val="16"/>
           <w:szCs w:val="16"/>
         </w:rPr>
-        <w:t xml:space="preserve">    "age_band": "31_45",</w:t>
+        <w:t xml:space="preserve">    "phone": null,</w:t>
       </w:r>
     </w:p>
     <w:p>
@@ -1736,7 +1819,7 @@
           <w:sz w:val="16"/>
           <w:szCs w:val="16"/>
         </w:rPr>
-        <w:t xml:space="preserve">    "education_level": "bachelor",</w:t>
+        <w:t xml:space="preserve">    "city": null,</w:t>
       </w:r>
     </w:p>
     <w:p>
@@ -1752,23 +1835,7 @@
           <w:sz w:val="16"/>
           <w:szCs w:val="16"/>
         </w:rPr>
-        <w:t xml:space="preserve">    "whatsapp": "+96555000111",</w:t>
-      </w:r>
-    </w:p>
-    <w:p>
-      <w:pPr>
-        <w:shd w:fill="F1F4F1" w:val="clear"/>
-        <w:spacing w:after="0" w:before="0" w:line="230"/>
-        <w:ind w:left="140" w:right="140"/>
-      </w:pPr>
-      <w:r>
-        <w:rPr>
-          <w:rFonts w:ascii="Consolas" w:cs="Consolas" w:eastAsia="Consolas" w:hAnsi="Consolas"/>
-          <w:color w:val="2C3530"/>
-          <w:sz w:val="16"/>
-          <w:szCs w:val="16"/>
-        </w:rPr>
-        <w:t xml:space="preserve">    "country": "Kuwait",</w:t>
+        <w:t xml:space="preserve">    "country": "الكويت",</w:t>
       </w:r>
     </w:p>
     <w:p>
@@ -1974,7 +2041,7 @@
           <w:sz w:val="16"/>
           <w:szCs w:val="16"/>
         </w:rPr>
-        <w:t xml:space="preserve">    "age_band": ["قيمة حقل العمر غير صحيحة."]</w:t>
+        <w:t xml:space="preserve">    "gender": ["قيمة حقل الجنس غير صحيحة."]</w:t>
       </w:r>
     </w:p>
     <w:p>
@@ -2007,6 +2074,249 @@
           <w:szCs w:val="16"/>
         </w:rPr>
         <w:t xml:space="preserve">}</w:t>
+      </w:r>
+    </w:p>
+    <w:p>
+      <w:pPr>
+        <w:pBdr>
+          <w:bottom w:val="single" w:color="1E5C48" w:sz="6" w:space="6"/>
+        </w:pBdr>
+        <w:spacing w:after="80" w:before="340"/>
+      </w:pPr>
+      <w:r>
+        <w:rPr>
+          <w:rFonts w:ascii="Segoe UI" w:cs="Segoe UI" w:eastAsia="Segoe UI" w:hAnsi="Segoe UI"/>
+          <w:b/>
+          <w:bCs/>
+          <w:color w:val="1A1F1C"/>
+          <w:sz w:val="26"/>
+          <w:szCs w:val="26"/>
+          <w:rtl/>
+        </w:rPr>
+        <w:t xml:space="preserve">الدول</w:t>
+      </w:r>
+      <w:r>
+        <w:rPr>
+          <w:rFonts w:ascii="Calibri" w:cs="Calibri" w:eastAsia="Calibri" w:hAnsi="Calibri"/>
+          <w:b/>
+          <w:bCs/>
+          <w:color w:val="5F6862"/>
+          <w:sz w:val="24"/>
+          <w:szCs w:val="24"/>
+        </w:rPr>
+        <w:t xml:space="preserve">  Countries</w:t>
+      </w:r>
+    </w:p>
+    <w:p>
+      <w:pPr>
+        <w:shd w:fill="F1F4F1" w:val="clear"/>
+        <w:spacing w:after="160" w:before="60"/>
+      </w:pPr>
+      <w:r>
+        <w:rPr>
+          <w:rFonts w:ascii="Consolas" w:cs="Consolas" w:eastAsia="Consolas" w:hAnsi="Consolas"/>
+          <w:b/>
+          <w:bCs/>
+          <w:color w:val="FFFFFF"/>
+          <w:sz w:val="19"/>
+          <w:szCs w:val="19"/>
+          <w:shd w:fill="1E5C48" w:val="clear"/>
+        </w:rPr>
+        <w:t xml:space="preserve"> GET </w:t>
+      </w:r>
+      <w:r>
+        <w:rPr>
+          <w:rFonts w:ascii="Consolas" w:cs="Consolas" w:eastAsia="Consolas" w:hAnsi="Consolas"/>
+          <w:color w:val="1A1F1C"/>
+          <w:sz w:val="19"/>
+          <w:szCs w:val="19"/>
+        </w:rPr>
+        <w:t xml:space="preserve">  /countries</w:t>
+      </w:r>
+      <w:r>
+        <w:rPr>
+          <w:rFonts w:ascii="Calibri" w:cs="Calibri" w:eastAsia="Calibri" w:hAnsi="Calibri"/>
+          <w:i/>
+          <w:iCs/>
+          <w:color w:val="5F6862"/>
+          <w:sz w:val="17"/>
+          <w:szCs w:val="17"/>
+        </w:rPr>
+        <w:t xml:space="preserve">     public</w:t>
+      </w:r>
+    </w:p>
+    <w:p>
+      <w:pPr>
+        <w:spacing w:after="140" w:line="290"/>
+      </w:pPr>
+      <w:r>
+        <w:rPr>
+          <w:rFonts w:ascii="Calibri" w:cs="Calibri" w:eastAsia="Calibri" w:hAnsi="Calibri"/>
+          <w:color w:val="1A1F1C"/>
+          <w:sz w:val="21"/>
+          <w:szCs w:val="21"/>
+        </w:rPr>
+        <w:t xml:space="preserve">Backs the country picker on the registration form. Names and ordering follow the request’s language — Arabic names sort by the Arabic alphabet, not by their codes. Only the ISO codes and dialling codes are stored server-side; the names come from PHP’s own locale data, so a language added later needs no new translation file.</w:t>
+      </w:r>
+    </w:p>
+    <w:p>
+      <w:pPr>
+        <w:shd w:fill="F1F4F1" w:val="clear"/>
+        <w:spacing w:after="0" w:before="40" w:line="230"/>
+        <w:ind w:left="140" w:right="140"/>
+      </w:pPr>
+      <w:r>
+        <w:rPr>
+          <w:rFonts w:ascii="Consolas" w:cs="Consolas" w:eastAsia="Consolas" w:hAnsi="Consolas"/>
+          <w:color w:val="2C3530"/>
+          <w:sz w:val="16"/>
+          <w:szCs w:val="16"/>
+        </w:rPr>
+        <w:t xml:space="preserve">{</w:t>
+      </w:r>
+    </w:p>
+    <w:p>
+      <w:pPr>
+        <w:shd w:fill="F1F4F1" w:val="clear"/>
+        <w:spacing w:after="0" w:before="0" w:line="230"/>
+        <w:ind w:left="140" w:right="140"/>
+      </w:pPr>
+      <w:r>
+        <w:rPr>
+          <w:rFonts w:ascii="Consolas" w:cs="Consolas" w:eastAsia="Consolas" w:hAnsi="Consolas"/>
+          <w:color w:val="2C3530"/>
+          <w:sz w:val="16"/>
+          <w:szCs w:val="16"/>
+        </w:rPr>
+        <w:t xml:space="preserve">  "data": [</w:t>
+      </w:r>
+    </w:p>
+    <w:p>
+      <w:pPr>
+        <w:shd w:fill="F1F4F1" w:val="clear"/>
+        <w:spacing w:after="0" w:before="0" w:line="230"/>
+        <w:ind w:left="140" w:right="140"/>
+      </w:pPr>
+      <w:r>
+        <w:rPr>
+          <w:rFonts w:ascii="Consolas" w:cs="Consolas" w:eastAsia="Consolas" w:hAnsi="Consolas"/>
+          <w:color w:val="2C3530"/>
+          <w:sz w:val="16"/>
+          <w:szCs w:val="16"/>
+        </w:rPr>
+        <w:t xml:space="preserve">    { "code": "ET", "name": "إثيوبيا", "dial_code": "+251" },</w:t>
+      </w:r>
+    </w:p>
+    <w:p>
+      <w:pPr>
+        <w:shd w:fill="F1F4F1" w:val="clear"/>
+        <w:spacing w:after="0" w:before="0" w:line="230"/>
+        <w:ind w:left="140" w:right="140"/>
+      </w:pPr>
+      <w:r>
+        <w:rPr>
+          <w:rFonts w:ascii="Consolas" w:cs="Consolas" w:eastAsia="Consolas" w:hAnsi="Consolas"/>
+          <w:color w:val="2C3530"/>
+          <w:sz w:val="16"/>
+          <w:szCs w:val="16"/>
+        </w:rPr>
+        <w:t xml:space="preserve">    { "code": "AZ", "name": "أذربيجان", "dial_code": "+994" },</w:t>
+      </w:r>
+    </w:p>
+    <w:p>
+      <w:pPr>
+        <w:shd w:fill="F1F4F1" w:val="clear"/>
+        <w:spacing w:after="0" w:before="0" w:line="230"/>
+        <w:ind w:left="140" w:right="140"/>
+      </w:pPr>
+      <w:r>
+        <w:rPr>
+          <w:rFonts w:ascii="Consolas" w:cs="Consolas" w:eastAsia="Consolas" w:hAnsi="Consolas"/>
+          <w:color w:val="2C3530"/>
+          <w:sz w:val="16"/>
+          <w:szCs w:val="16"/>
+        </w:rPr>
+        <w:t xml:space="preserve">    { "code": "KW", "name": "الكويت", "dial_code": "+965" }</w:t>
+      </w:r>
+    </w:p>
+    <w:p>
+      <w:pPr>
+        <w:shd w:fill="F1F4F1" w:val="clear"/>
+        <w:spacing w:after="0" w:before="0" w:line="230"/>
+        <w:ind w:left="140" w:right="140"/>
+      </w:pPr>
+      <w:r>
+        <w:rPr>
+          <w:rFonts w:ascii="Consolas" w:cs="Consolas" w:eastAsia="Consolas" w:hAnsi="Consolas"/>
+          <w:color w:val="2C3530"/>
+          <w:sz w:val="16"/>
+          <w:szCs w:val="16"/>
+        </w:rPr>
+        <w:t xml:space="preserve">  ],</w:t>
+      </w:r>
+    </w:p>
+    <w:p>
+      <w:pPr>
+        <w:shd w:fill="F1F4F1" w:val="clear"/>
+        <w:spacing w:after="0" w:before="0" w:line="230"/>
+        <w:ind w:left="140" w:right="140"/>
+      </w:pPr>
+      <w:r>
+        <w:rPr>
+          <w:rFonts w:ascii="Consolas" w:cs="Consolas" w:eastAsia="Consolas" w:hAnsi="Consolas"/>
+          <w:color w:val="2C3530"/>
+          <w:sz w:val="16"/>
+          <w:szCs w:val="16"/>
+        </w:rPr>
+        <w:t xml:space="preserve">  "meta": { "locale": "ar" }</w:t>
+      </w:r>
+    </w:p>
+    <w:p>
+      <w:pPr>
+        <w:shd w:fill="F1F4F1" w:val="clear"/>
+        <w:spacing w:after="180" w:before="0" w:line="230"/>
+        <w:ind w:left="140" w:right="140"/>
+      </w:pPr>
+      <w:r>
+        <w:rPr>
+          <w:rFonts w:ascii="Consolas" w:cs="Consolas" w:eastAsia="Consolas" w:hAnsi="Consolas"/>
+          <w:color w:val="2C3530"/>
+          <w:sz w:val="16"/>
+          <w:szCs w:val="16"/>
+        </w:rPr>
+        <w:t xml:space="preserve">}</w:t>
+      </w:r>
+    </w:p>
+    <w:p>
+      <w:pPr>
+        <w:spacing w:after="140" w:line="290"/>
+      </w:pPr>
+      <w:r>
+        <w:rPr>
+          <w:rFonts w:ascii="Calibri" w:cs="Calibri" w:eastAsia="Calibri" w:hAnsi="Calibri"/>
+          <w:color w:val="1A1F1C"/>
+          <w:sz w:val="21"/>
+          <w:szCs w:val="21"/>
+        </w:rPr>
+        <w:t xml:space="preserve">114 countries. </w:t>
+      </w:r>
+      <w:r>
+        <w:rPr>
+          <w:rFonts w:ascii="Consolas" w:cs="Consolas" w:eastAsia="Consolas" w:hAnsi="Consolas"/>
+          <w:color w:val="2C3530"/>
+          <w:sz w:val="19"/>
+          <w:szCs w:val="19"/>
+        </w:rPr>
+        <w:t xml:space="preserve">dial_code</w:t>
+      </w:r>
+      <w:r>
+        <w:rPr>
+          <w:rFonts w:ascii="Calibri" w:cs="Calibri" w:eastAsia="Calibri" w:hAnsi="Calibri"/>
+          <w:color w:val="1A1F1C"/>
+          <w:sz w:val="21"/>
+          <w:szCs w:val="21"/>
+        </w:rPr>
+        <w:t xml:space="preserve"> is there for any screen that asks for a phone number: deriving it from the country already chosen is kinder than asking a reader to remember it.</w:t>
       </w:r>
     </w:p>
     <w:p>
@@ -3066,7 +3376,7 @@
           <w:sz w:val="17"/>
           <w:szCs w:val="17"/>
         </w:rPr>
-        <w:t xml:space="preserve">   ·   Postman collection: 87 requests, in the postman folder</w:t>
+        <w:t xml:space="preserve">   ·   Postman collection: 89 requests, in the postman folder</w:t>
       </w:r>
     </w:p>
     <w:sectPr>
@@ -3079,10 +3389,6 @@
 </w:document>
 </file>
 
-<file path=word/comments.xml><?xml version="1.0" encoding="utf-8"?>
-<w:comments xmlns:cx="http://schemas.microsoft.com/office/drawing/2014/chartex" xmlns:cx1="http://schemas.microsoft.com/office/drawing/2015/9/8/chartex" xmlns:cx2="http://schemas.microsoft.com/office/drawing/2015/10/21/chartex" xmlns:cx3="http://schemas.microsoft.com/office/drawing/2016/5/9/chartex" xmlns:cx4="http://schemas.microsoft.com/office/drawing/2016/5/10/chartex" xmlns:cx5="http://schemas.microsoft.com/office/drawing/2016/5/11/chartex" xmlns:cx6="http://schemas.microsoft.com/office/drawing/2016/5/12/chartex" xmlns:cx7="http://schemas.microsoft.com/office/drawing/2016/5/13/chartex" xmlns:cx8="http://schemas.microsoft.com/office/drawing/2016/5/14/chartex" xmlns:mc="http://schemas.openxmlformats.org/markup-compatibility/2006" xmlns:aink="http://schemas.microsoft.com/office/drawing/2016/ink" xmlns:am3d="http://schemas.microsoft.com/office/drawing/2017/model3d" xmlns:o="urn:schemas-microsoft-com:office:office" xmlns:r="http://schemas.openxmlformats.org/officeDocument/2006/relationships" xmlns:m="http://schemas.openxmlformats.org/officeDocument/2006/math" xmlns:v="urn:schemas-microsoft-com:vml" xmlns:wp14="http://schemas.microsoft.com/office/word/2010/wordprocessingDrawing" xmlns:wp="http://schemas.openxmlformats.org/drawingml/2006/wordprocessingDrawing" xmlns:w10="urn:schemas-microsoft-com:office:word" xmlns:w="http://schemas.openxmlformats.org/wordprocessingml/2006/main" xmlns:w14="http://schemas.microsoft.com/office/word/2010/wordml" xmlns:w15="http://schemas.microsoft.com/office/word/2012/wordml" xmlns:w16cex="http://schemas.microsoft.com/office/word/2018/wordml/cex" xmlns:w16cid="http://schemas.microsoft.com/office/word/2016/wordml/cid" xmlns:w16="http://schemas.microsoft.com/office/word/2018/wordml" xmlns:w16sdtdh="http://schemas.microsoft.com/office/word/2020/wordml/sdtdatahash" xmlns:w16se="http://schemas.microsoft.com/office/word/2015/wordml/symex" xmlns:wpg="http://schemas.microsoft.com/office/word/2010/wordprocessingGroup" xmlns:wpi="http://schemas.microsoft.com/office/word/2010/wordprocessingInk" xmlns:wne="http://schemas.microsoft.com/office/word/2006/wordml" xmlns:wps="http://schemas.microsoft.com/office/word/2010/wordprocessingShape"/>
-</file>
-
 <file path=word/endnotes.xml><?xml version="1.0" encoding="utf-8"?>
 <w:endnotes xmlns:wpc="http://schemas.microsoft.com/office/word/2010/wordprocessingCanvas" xmlns:mc="http://schemas.openxmlformats.org/markup-compatibility/2006" xmlns:o="urn:schemas-microsoft-com:office:office" xmlns:r="http://schemas.openxmlformats.org/officeDocument/2006/relationships" xmlns:m="http://schemas.openxmlformats.org/officeDocument/2006/math" xmlns:v="urn:schemas-microsoft-com:vml" xmlns:wp14="http://schemas.microsoft.com/office/word/2010/wordprocessingDrawing" xmlns:wp="http://schemas.openxmlformats.org/drawingml/2006/wordprocessingDrawing" xmlns:w10="urn:schemas-microsoft-com:office:word" xmlns:w="http://schemas.openxmlformats.org/wordprocessingml/2006/main" xmlns:w14="http://schemas.microsoft.com/office/word/2010/wordml" xmlns:w15="http://schemas.microsoft.com/office/word/2012/wordml" xmlns:wpg="http://schemas.microsoft.com/office/word/2010/wordprocessingGroup" xmlns:wpi="http://schemas.microsoft.com/office/word/2010/wordprocessingInk" xmlns:wne="http://schemas.microsoft.com/office/word/2006/wordml" xmlns:wps="http://schemas.microsoft.com/office/word/2010/wordprocessingShape" mc:Ignorable="w14 w15 wp14">
   <w:endnote w:type="separator" w:id="-1">
@@ -3161,7 +3467,7 @@
 <w:numbering xmlns:wpc="http://schemas.microsoft.com/office/word/2010/wordprocessingCanvas" xmlns:mc="http://schemas.openxmlformats.org/markup-compatibility/2006" xmlns:o="urn:schemas-microsoft-com:office:office" xmlns:r="http://schemas.openxmlformats.org/officeDocument/2006/relationships" xmlns:m="http://schemas.openxmlformats.org/officeDocument/2006/math" xmlns:v="urn:schemas-microsoft-com:vml" xmlns:wp14="http://schemas.microsoft.com/office/word/2010/wordprocessingDrawing" xmlns:wp="http://schemas.openxmlformats.org/drawingml/2006/wordprocessingDrawing" xmlns:w10="urn:schemas-microsoft-com:office:word" xmlns:w="http://schemas.openxmlformats.org/wordprocessingml/2006/main" xmlns:w14="http://schemas.microsoft.com/office/word/2010/wordml" xmlns:w15="http://schemas.microsoft.com/office/word/2012/wordml" xmlns:wpg="http://schemas.microsoft.com/office/word/2010/wordprocessingGroup" xmlns:wpi="http://schemas.microsoft.com/office/word/2010/wordprocessingInk" xmlns:wne="http://schemas.microsoft.com/office/word/2006/wordml" xmlns:wps="http://schemas.microsoft.com/office/word/2010/wordprocessingShape" mc:Ignorable="w14 w15 wp14">
   <w:abstractNum w:abstractNumId="1" w15:restartNumberingAfterBreak="0">
     <w:multiLevelType w:val="hybridMultilevel"/>
-    <w:lvl w:ilvl="0" w15:tentative="1">
+    <w:lvl w:ilvl="0" w:tentative="1">
       <w:start w:val="1"/>
       <w:numFmt w:val="bullet"/>
       <w:lvlText w:val="●"/>
@@ -3170,7 +3476,7 @@
         <w:ind w:left="720" w:hanging="360"/>
       </w:pPr>
     </w:lvl>
-    <w:lvl w:ilvl="1" w15:tentative="1">
+    <w:lvl w:ilvl="1" w:tentative="1">
       <w:start w:val="1"/>
       <w:numFmt w:val="bullet"/>
       <w:lvlText w:val="○"/>
@@ -3179,7 +3485,7 @@
         <w:ind w:left="1440" w:hanging="360"/>
       </w:pPr>
     </w:lvl>
-    <w:lvl w:ilvl="2" w15:tentative="1">
+    <w:lvl w:ilvl="2" w:tentative="1">
       <w:start w:val="1"/>
       <w:numFmt w:val="bullet"/>
       <w:lvlText w:val="■"/>
@@ -3188,7 +3494,7 @@
         <w:ind w:left="2160" w:hanging="360"/>
       </w:pPr>
     </w:lvl>
-    <w:lvl w:ilvl="3" w15:tentative="1">
+    <w:lvl w:ilvl="3" w:tentative="1">
       <w:start w:val="1"/>
       <w:numFmt w:val="bullet"/>
       <w:lvlText w:val="●"/>
@@ -3197,7 +3503,7 @@
         <w:ind w:left="2880" w:hanging="360"/>
       </w:pPr>
     </w:lvl>
-    <w:lvl w:ilvl="4" w15:tentative="1">
+    <w:lvl w:ilvl="4" w:tentative="1">
       <w:start w:val="1"/>
       <w:numFmt w:val="bullet"/>
       <w:lvlText w:val="○"/>
@@ -3206,7 +3512,7 @@
         <w:ind w:left="3600" w:hanging="360"/>
       </w:pPr>
     </w:lvl>
-    <w:lvl w:ilvl="5" w15:tentative="1">
+    <w:lvl w:ilvl="5" w:tentative="1">
       <w:start w:val="1"/>
       <w:numFmt w:val="bullet"/>
       <w:lvlText w:val="■"/>
@@ -3215,7 +3521,7 @@
         <w:ind w:left="4320" w:hanging="360"/>
       </w:pPr>
     </w:lvl>
-    <w:lvl w:ilvl="6" w15:tentative="1">
+    <w:lvl w:ilvl="6" w:tentative="1">
       <w:start w:val="1"/>
       <w:numFmt w:val="bullet"/>
       <w:lvlText w:val="●"/>
@@ -3224,7 +3530,7 @@
         <w:ind w:left="5040" w:hanging="360"/>
       </w:pPr>
     </w:lvl>
-    <w:lvl w:ilvl="7" w15:tentative="1">
+    <w:lvl w:ilvl="7" w:tentative="1">
       <w:start w:val="1"/>
       <w:numFmt w:val="bullet"/>
       <w:lvlText w:val="●"/>
@@ -3233,7 +3539,7 @@
         <w:ind w:left="5760" w:hanging="360"/>
       </w:pPr>
     </w:lvl>
-    <w:lvl w:ilvl="8" w15:tentative="1">
+    <w:lvl w:ilvl="8" w:tentative="1">
       <w:start w:val="1"/>
       <w:numFmt w:val="bullet"/>
       <w:lvlText w:val="●"/>
@@ -3265,6 +3571,10 @@
     </w:rPrDefault>
     <w:pPrDefault/>
   </w:docDefaults>
+  <w:style w:type="paragraph" w:styleId="Normal" w:default="1">
+    <w:name w:val="Normal"/>
+    <w:qFormat/>
+  </w:style>
   <w:style w:type="paragraph" w:styleId="Title">
     <w:name w:val="Title"/>
     <w:basedOn w:val="Normal"/>
@@ -3437,4 +3747,294 @@
     </w:rPr>
   </w:style>
 </w:styles>
+</file>
+
+<file path=word/theme/theme1.xml><?xml version="1.0" encoding="utf-8"?>
+<a:theme xmlns:a="http://schemas.openxmlformats.org/drawingml/2006/main" name="Office Theme">
+  <a:themeElements>
+    <a:clrScheme name="Office">
+      <a:dk1>
+        <a:sysClr val="windowText" lastClr="000000"/>
+      </a:dk1>
+      <a:lt1>
+        <a:sysClr val="window" lastClr="FFFFFF"/>
+      </a:lt1>
+      <a:dk2>
+        <a:srgbClr val="44546A"/>
+      </a:dk2>
+      <a:lt2>
+        <a:srgbClr val="E7E6E6"/>
+      </a:lt2>
+      <a:accent1>
+        <a:srgbClr val="4472C4"/>
+      </a:accent1>
+      <a:accent2>
+        <a:srgbClr val="ED7D31"/>
+      </a:accent2>
+      <a:accent3>
+        <a:srgbClr val="A5A5A5"/>
+      </a:accent3>
+      <a:accent4>
+        <a:srgbClr val="FFC000"/>
+      </a:accent4>
+      <a:accent5>
+        <a:srgbClr val="5B9BD5"/>
+      </a:accent5>
+      <a:accent6>
+        <a:srgbClr val="70AD47"/>
+      </a:accent6>
+      <a:hlink>
+        <a:srgbClr val="0563C1"/>
+      </a:hlink>
+      <a:folHlink>
+        <a:srgbClr val="954F72"/>
+      </a:folHlink>
+    </a:clrScheme>
+    <a:fontScheme name="Office">
+      <a:majorFont>
+        <a:latin typeface="Calibri Light" panose="020F0302020204030204"/>
+        <a:ea typeface=""/>
+        <a:cs typeface=""/>
+        <a:font script="Jpan" typeface="游ゴシック Light"/>
+        <a:font script="Hang" typeface="맑은 고딕"/>
+        <a:font script="Hans" typeface="等线 Light"/>
+        <a:font script="Hant" typeface="新細明體"/>
+        <a:font script="Arab" typeface="Times New Roman"/>
+        <a:font script="Hebr" typeface="Times New Roman"/>
+        <a:font script="Thai" typeface="Angsana New"/>
+        <a:font script="Ethi" typeface="Nyala"/>
+        <a:font script="Beng" typeface="Vrinda"/>
+        <a:font script="Gujr" typeface="Shruti"/>
+        <a:font script="Khmr" typeface="MoolBoran"/>
+        <a:font script="Knda" typeface="Tunga"/>
+        <a:font script="Guru" typeface="Raavi"/>
+        <a:font script="Cans" typeface="Euphemia"/>
+        <a:font script="Cher" typeface="Plantagenet Cherokee"/>
+        <a:font script="Yiii" typeface="Microsoft Yi Baiti"/>
+        <a:font script="Tibt" typeface="Microsoft Himalaya"/>
+        <a:font script="Thaa" typeface="MV Boli"/>
+        <a:font script="Deva" typeface="Mangal"/>
+        <a:font script="Telu" typeface="Gautami"/>
+        <a:font script="Taml" typeface="Latha"/>
+        <a:font script="Syrc" typeface="Estrangelo Edessa"/>
+        <a:font script="Orya" typeface="Kalinga"/>
+        <a:font script="Mlym" typeface="Kartika"/>
+        <a:font script="Laoo" typeface="DokChampa"/>
+        <a:font script="Sinh" typeface="Iskoola Pota"/>
+        <a:font script="Mong" typeface="Mongolian Baiti"/>
+        <a:font script="Viet" typeface="Times New Roman"/>
+        <a:font script="Uigh" typeface="Microsoft Uighur"/>
+        <a:font script="Geor" typeface="Sylfaen"/>
+        <a:font script="Armn" typeface="Arial"/>
+        <a:font script="Bugi" typeface="Leelawadee UI"/>
+        <a:font script="Bopo" typeface="Microsoft JhengHei"/>
+        <a:font script="Java" typeface="Javanese Text"/>
+        <a:font script="Lisu" typeface="Segoe UI"/>
+        <a:font script="Mymr" typeface="Myanmar Text"/>
+        <a:font script="Nkoo" typeface="Ebrima"/>
+        <a:font script="Olck" typeface="Nirmala UI"/>
+        <a:font script="Osma" typeface="Ebrima"/>
+        <a:font script="Phag" typeface="Phagspa"/>
+        <a:font script="Syrn" typeface="Estrangelo Edessa"/>
+        <a:font script="Syrj" typeface="Estrangelo Edessa"/>
+        <a:font script="Syre" typeface="Estrangelo Edessa"/>
+        <a:font script="Sora" typeface="Nirmala UI"/>
+        <a:font script="Tale" typeface="Microsoft Tai Le"/>
+        <a:font script="Talu" typeface="Microsoft New Tai Lue"/>
+        <a:font script="Tfng" typeface="Ebrima"/>
+      </a:majorFont>
+      <a:minorFont>
+        <a:latin typeface="Calibri" panose="020F0502020204030204"/>
+        <a:ea typeface=""/>
+        <a:cs typeface=""/>
+        <a:font script="Jpan" typeface="游明朝"/>
+        <a:font script="Hang" typeface="맑은 고딕"/>
+        <a:font script="Hans" typeface="等线"/>
+        <a:font script="Hant" typeface="新細明體"/>
+        <a:font script="Arab" typeface="Arial"/>
+        <a:font script="Hebr" typeface="Arial"/>
+        <a:font script="Thai" typeface="Cordia New"/>
+        <a:font script="Ethi" typeface="Nyala"/>
+        <a:font script="Beng" typeface="Vrinda"/>
+        <a:font script="Gujr" typeface="Shruti"/>
+        <a:font script="Khmr" typeface="DaunPenh"/>
+        <a:font script="Knda" typeface="Tunga"/>
+        <a:font script="Guru" typeface="Raavi"/>
+        <a:font script="Cans" typeface="Euphemia"/>
+        <a:font script="Cher" typeface="Plantagenet Cherokee"/>
+        <a:font script="Yiii" typeface="Microsoft Yi Baiti"/>
+        <a:font script="Tibt" typeface="Microsoft Himalaya"/>
+        <a:font script="Thaa" typeface="MV Boli"/>
+        <a:font script="Deva" typeface="Mangal"/>
+        <a:font script="Telu" typeface="Gautami"/>
+        <a:font script="Taml" typeface="Latha"/>
+        <a:font script="Syrc" typeface="Estrangelo Edessa"/>
+        <a:font script="Orya" typeface="Kalinga"/>
+        <a:font script="Mlym" typeface="Kartika"/>
+        <a:font script="Laoo" typeface="DokChampa"/>
+        <a:font script="Sinh" typeface="Iskoola Pota"/>
+        <a:font script="Mong" typeface="Mongolian Baiti"/>
+        <a:font script="Viet" typeface="Arial"/>
+        <a:font script="Uigh" typeface="Microsoft Uighur"/>
+        <a:font script="Geor" typeface="Sylfaen"/>
+        <a:font script="Armn" typeface="Arial"/>
+        <a:font script="Bugi" typeface="Leelawadee UI"/>
+        <a:font script="Bopo" typeface="Microsoft JhengHei"/>
+        <a:font script="Java" typeface="Javanese Text"/>
+        <a:font script="Lisu" typeface="Segoe UI"/>
+        <a:font script="Mymr" typeface="Myanmar Text"/>
+        <a:font script="Nkoo" typeface="Ebrima"/>
+        <a:font script="Olck" typeface="Nirmala UI"/>
+        <a:font script="Osma" typeface="Ebrima"/>
+        <a:font script="Phag" typeface="Phagspa"/>
+        <a:font script="Syrn" typeface="Estrangelo Edessa"/>
+        <a:font script="Syrj" typeface="Estrangelo Edessa"/>
+        <a:font script="Syre" typeface="Estrangelo Edessa"/>
+        <a:font script="Sora" typeface="Nirmala UI"/>
+        <a:font script="Tale" typeface="Microsoft Tai Le"/>
+        <a:font script="Talu" typeface="Microsoft New Tai Lue"/>
+        <a:font script="Tfng" typeface="Ebrima"/>
+      </a:minorFont>
+    </a:fontScheme>
+    <a:fmtScheme name="Office">
+      <a:fillStyleLst>
+        <a:solidFill>
+          <a:schemeClr val="phClr"/>
+        </a:solidFill>
+        <a:gradFill rotWithShape="true">
+          <a:gsLst>
+            <a:gs pos="0">
+              <a:schemeClr val="phClr">
+                <a:lumMod val="110000"/>
+                <a:satMod val="105000"/>
+                <a:tint val="67000"/>
+              </a:schemeClr>
+            </a:gs>
+            <a:gs pos="50000">
+              <a:schemeClr val="phClr">
+                <a:lumMod val="105000"/>
+                <a:satMod val="103000"/>
+                <a:tint val="73000"/>
+              </a:schemeClr>
+            </a:gs>
+            <a:gs pos="100000">
+              <a:schemeClr val="phClr">
+                <a:lumMod val="105000"/>
+                <a:satMod val="109000"/>
+                <a:tint val="81000"/>
+              </a:schemeClr>
+            </a:gs>
+          </a:gsLst>
+          <a:lin ang="5400000" scaled="false"/>
+        </a:gradFill>
+        <a:gradFill rotWithShape="true">
+          <a:gsLst>
+            <a:gs pos="0">
+              <a:schemeClr val="phClr">
+                <a:satMod val="103000"/>
+                <a:lumMod val="102000"/>
+                <a:tint val="94000"/>
+              </a:schemeClr>
+            </a:gs>
+            <a:gs pos="50000">
+              <a:schemeClr val="phClr">
+                <a:satMod val="110000"/>
+                <a:lumMod val="100000"/>
+                <a:shade val="100000"/>
+              </a:schemeClr>
+            </a:gs>
+            <a:gs pos="100000">
+              <a:schemeClr val="phClr">
+                <a:lumMod val="99000"/>
+                <a:satMod val="120000"/>
+                <a:shade val="78000"/>
+              </a:schemeClr>
+            </a:gs>
+          </a:gsLst>
+          <a:lin ang="5400000" scaled="false"/>
+        </a:gradFill>
+      </a:fillStyleLst>
+      <a:lnStyleLst>
+        <a:ln w="6350" cap="flat" cmpd="sng" algn="ctr">
+          <a:solidFill>
+            <a:schemeClr val="phClr"/>
+          </a:solidFill>
+          <a:prstDash val="solid"/>
+          <a:miter lim="800000"/>
+        </a:ln>
+        <a:ln w="12700" cap="flat" cmpd="sng" algn="ctr">
+          <a:solidFill>
+            <a:schemeClr val="phClr"/>
+          </a:solidFill>
+          <a:prstDash val="solid"/>
+          <a:miter lim="800000"/>
+        </a:ln>
+        <a:ln w="19050" cap="flat" cmpd="sng" algn="ctr">
+          <a:solidFill>
+            <a:schemeClr val="phClr"/>
+          </a:solidFill>
+          <a:prstDash val="solid"/>
+          <a:miter lim="800000"/>
+        </a:ln>
+      </a:lnStyleLst>
+      <a:effectStyleLst>
+        <a:effectStyle>
+          <a:effectLst/>
+        </a:effectStyle>
+        <a:effectStyle>
+          <a:effectLst/>
+        </a:effectStyle>
+        <a:effectStyle>
+          <a:effectLst>
+            <a:outerShdw blurRad="57150" dist="19050" dir="5400000" algn="ctr" rotWithShape="false">
+              <a:srgbClr val="000000">
+                <a:alpha val="63000"/>
+              </a:srgbClr>
+            </a:outerShdw>
+          </a:effectLst>
+        </a:effectStyle>
+      </a:effectStyleLst>
+      <a:bgFillStyleLst>
+        <a:solidFill>
+          <a:schemeClr val="phClr"/>
+        </a:solidFill>
+        <a:solidFill>
+          <a:schemeClr val="phClr">
+            <a:tint val="95000"/>
+            <a:satMod val="170000"/>
+          </a:schemeClr>
+        </a:solidFill>
+        <a:gradFill rotWithShape="true">
+          <a:gsLst>
+            <a:gs pos="0">
+              <a:schemeClr val="phClr">
+                <a:tint val="93000"/>
+                <a:satMod val="150000"/>
+                <a:shade val="98000"/>
+                <a:lumMod val="102000"/>
+              </a:schemeClr>
+            </a:gs>
+            <a:gs pos="50000">
+              <a:schemeClr val="phClr">
+                <a:tint val="98000"/>
+                <a:satMod val="130000"/>
+                <a:shade val="90000"/>
+                <a:lumMod val="103000"/>
+              </a:schemeClr>
+            </a:gs>
+            <a:gs pos="100000">
+              <a:schemeClr val="phClr">
+                <a:shade val="63000"/>
+                <a:satMod val="120000"/>
+              </a:schemeClr>
+            </a:gs>
+          </a:gsLst>
+          <a:lin ang="5400000" scaled="false"/>
+        </a:gradFill>
+      </a:bgFillStyleLst>
+    </a:fmtScheme>
+  </a:themeElements>
+  <a:objectDefaults/>
+  <a:extraClrSchemeLst/>
+</a:theme>
 </file>
--- a/docs/Himam-Auth-APIs.docx
+++ b/docs/Himam-Auth-APIs.docx
@@ -1258,83 +1258,6 @@
                 <w:sz w:val="18"/>
                 <w:szCs w:val="18"/>
               </w:rPr>
-              <w:t xml:space="preserve">phone</w:t>
-            </w:r>
-          </w:p>
-        </w:tc>
-        <w:tc>
-          <w:tcPr>
-            <w:tcW w:type="dxa" w:w="1000"/>
-            <w:tcMar>
-              <w:top w:type="dxa" w:w="90"/>
-              <w:left w:type="dxa" w:w="130"/>
-              <w:bottom w:type="dxa" w:w="90"/>
-              <w:right w:type="dxa" w:w="130"/>
-            </w:tcMar>
-          </w:tcPr>
-          <w:p>
-            <w:pPr>
-              <w:spacing w:after="0" w:line="260"/>
-            </w:pPr>
-            <w:r>
-              <w:rPr>
-                <w:rFonts w:ascii="Calibri" w:cs="Calibri" w:eastAsia="Calibri" w:hAnsi="Calibri"/>
-                <w:color w:val="1A1F1C"/>
-                <w:sz w:val="19"/>
-                <w:szCs w:val="19"/>
-              </w:rPr>
-              <w:t xml:space="preserve">no</w:t>
-            </w:r>
-          </w:p>
-        </w:tc>
-        <w:tc>
-          <w:tcPr>
-            <w:tcW w:type="dxa" w:w="6160"/>
-            <w:tcMar>
-              <w:top w:type="dxa" w:w="90"/>
-              <w:left w:type="dxa" w:w="130"/>
-              <w:bottom w:type="dxa" w:w="90"/>
-              <w:right w:type="dxa" w:w="130"/>
-            </w:tcMar>
-          </w:tcPr>
-          <w:p>
-            <w:pPr>
-              <w:spacing w:after="0" w:line="260"/>
-            </w:pPr>
-            <w:r>
-              <w:rPr>
-                <w:rFonts w:ascii="Calibri" w:cs="Calibri" w:eastAsia="Calibri" w:hAnsi="Calibri"/>
-                <w:color w:val="1A1F1C"/>
-                <w:sz w:val="19"/>
-                <w:szCs w:val="19"/>
-              </w:rPr>
-              <w:t xml:space="preserve">Free text, max 32.</w:t>
-            </w:r>
-          </w:p>
-        </w:tc>
-      </w:tr>
-      <w:tr>
-        <w:tc>
-          <w:tcPr>
-            <w:tcW w:type="dxa" w:w="2200"/>
-            <w:tcMar>
-              <w:top w:type="dxa" w:w="90"/>
-              <w:left w:type="dxa" w:w="130"/>
-              <w:bottom w:type="dxa" w:w="90"/>
-              <w:right w:type="dxa" w:w="130"/>
-            </w:tcMar>
-          </w:tcPr>
-          <w:p>
-            <w:pPr>
-              <w:spacing w:after="0" w:line="260"/>
-            </w:pPr>
-            <w:r>
-              <w:rPr>
-                <w:rFonts w:ascii="Consolas" w:cs="Consolas" w:eastAsia="Consolas" w:hAnsi="Consolas"/>
-                <w:color w:val="2C3530"/>
-                <w:sz w:val="18"/>
-                <w:szCs w:val="18"/>
-              </w:rPr>
               <w:t xml:space="preserve">city</w:t>
             </w:r>
           </w:p>
@@ -1503,7 +1426,7 @@
           <w:sz w:val="20"/>
           <w:szCs w:val="20"/>
         </w:rPr>
-        <w:t xml:space="preserve">Age band, education level and WhatsApp number were dropped from the form and the database. A client still sending them registers successfully — the extra keys are discarded — so an older build of the app keeps working rather than failing at 422.</w:t>
+        <w:t xml:space="preserve">Age band, education level, WhatsApp number and phone were dropped from the registration form. A client still sending them registers successfully — the extra keys are discarded — so an older build of the app keeps working rather than failing at 422. Phone remains on the account screen, so a reader can add one afterwards.</w:t>
       </w:r>
     </w:p>
     <w:p>
@@ -1788,22 +1711,6 @@
           <w:szCs w:val="16"/>
         </w:rPr>
         <w:t xml:space="preserve">    "gender": "male",</w:t>
-      </w:r>
-    </w:p>
-    <w:p>
-      <w:pPr>
-        <w:shd w:fill="F1F4F1" w:val="clear"/>
-        <w:spacing w:after="0" w:before="0" w:line="230"/>
-        <w:ind w:left="140" w:right="140"/>
-      </w:pPr>
-      <w:r>
-        <w:rPr>
-          <w:rFonts w:ascii="Consolas" w:cs="Consolas" w:eastAsia="Consolas" w:hAnsi="Consolas"/>
-          <w:color w:val="2C3530"/>
-          <w:sz w:val="16"/>
-          <w:szCs w:val="16"/>
-        </w:rPr>
-        <w:t xml:space="preserve">    "phone": null,</w:t>
       </w:r>
     </w:p>
     <w:p>

--- a/docs/Himam-Auth-APIs.docx
+++ b/docs/Himam-Auth-APIs.docx
@@ -1426,7 +1426,7 @@
           <w:sz w:val="20"/>
           <w:szCs w:val="20"/>
         </w:rPr>
-        <w:t xml:space="preserve">Age band, education level, WhatsApp number and phone were dropped from the registration form. A client still sending them registers successfully — the extra keys are discarded — so an older build of the app keeps working rather than failing at 422. Phone remains on the account screen, so a reader can add one afterwards.</w:t>
+        <w:t xml:space="preserve">Age band, education level, WhatsApp number and phone were dropped — from the form, the API and the database. A client still sending them registers successfully, because the extra keys are discarded rather than rejected, so an older build of the app keeps working instead of failing at 422.</w:t>
       </w:r>
     </w:p>
     <w:p>
